--- a/_usulan_tpp_smkn1_koba/PPPK/SURAT PERNYATAAN P3K.docx
+++ b/_usulan_tpp_smkn1_koba/PPPK/SURAT PERNYATAAN P3K.docx
@@ -81,10 +81,10 @@
       </w:pPr>
       <w:r>
         <w:drawing>
-          <wp:inline distT="0" distB="0" distL="0" distR="0" wp14:anchorId="50F8F912" wp14:editId="6D061C9A">
+          <wp:inline distT="0" distB="0" distL="0" distR="0" wp14:anchorId="2D2E8960" wp14:editId="3FBBACE7">
             <wp:extent cx="5746750" cy="6788150"/>
             <wp:effectExtent l="0" t="0" r="6350" b="0"/>
-            <wp:docPr id="4" name="Picture 4"/>
+            <wp:docPr id="1" name="Picture 1"/>
             <wp:cNvGraphicFramePr>
               <a:graphicFrameLocks xmlns:a="http://schemas.openxmlformats.org/drawingml/2006/main" noChangeAspect="1"/>
             </wp:cNvGraphicFramePr>
@@ -92,7 +92,7 @@
               <a:graphicData uri="http://schemas.openxmlformats.org/drawingml/2006/picture">
                 <pic:pic xmlns:pic="http://schemas.openxmlformats.org/drawingml/2006/picture">
                   <pic:nvPicPr>
-                    <pic:cNvPr id="0" name="Picture 2"/>
+                    <pic:cNvPr id="0" name="Picture 1"/>
                     <pic:cNvPicPr>
                       <a:picLocks noChangeAspect="1" noChangeArrowheads="1"/>
                     </pic:cNvPicPr>
